--- a/public/resume/ats/Naman_Manocha_Agentic_AI_FDE_Resume_ats_classic.docx
+++ b/public/resume/ats/Naman_Manocha_Agentic_AI_FDE_Resume_ats_classic.docx
@@ -393,7 +393,7 @@
           <w:sz w:val="21"/>
           <w:u w:val="none"/>
         </w:rPr>
-        <w:t xml:space="preserve">Python, FastAPI, Next.js, LangGraph, Groq, OpenAI  |  ~144K source LOC, 856 files, 442 commits, 178 test files — OpenAI Build Week  |  Live: </w:t>
+        <w:t xml:space="preserve">Python, FastAPI, Next.js, LangGraph, Groq, OpenAI  |  ~144K source LOC, 858 files, 443 commits, 179 test files — OpenAI Build Week  |  Live: </w:t>
       </w:r>
       <w:hyperlink r:id="rId9">
         <w:r>

--- a/public/resume/ats/Naman_Manocha_Agentic_AI_FDE_Resume_ats_classic.docx
+++ b/public/resume/ats/Naman_Manocha_Agentic_AI_FDE_Resume_ats_classic.docx
@@ -246,7 +246,23 @@
           <w:sz w:val="21"/>
           <w:u w:val="none"/>
         </w:rPr>
-        <w:t>Sole engineer on three client-style ML projects, PRD to dashboard: Vantara (churn and 90-day customer value; SHAP/LIME, FastAPI, Docker), FlowCast (traffic and accident-risk forecasting), Northgate (stock forecasting with FinBERT sentiment, max-Sharpe portfolio).</w:t>
+        <w:t>Sole engineer on three client-style ML engagements, each scoped from a PRD. Vantara Retail (churn, CLV, segmentation): leakage-safe monthly snapshots on 1M+ transactions, calibrated risk (test ROC-AUC 0.76), 58% top-decile value capture, SHAP/LIME-driven retention recommendations, FastAPI/PostgreSQL/Docker serving with PSI drift monitoring; 124 tests.</w:t>
+      </w:r>
+    </w:p>
+    <w:p>
+      <w:pPr>
+        <w:spacing w:before="0" w:after="60" w:line="240" w:lineRule="auto"/>
+        <w:jc w:val="left"/>
+      </w:pPr>
+      <w:r>
+        <w:rPr>
+          <w:rFonts w:ascii="Calibri" w:hAnsi="Calibri"/>
+          <w:b w:val="0"/>
+          <w:i w:val="0"/>
+          <w:sz w:val="21"/>
+          <w:u w:val="none"/>
+        </w:rPr>
+        <w:t>Building FlowCast (traffic and accident-risk forecasting, LSTM) and Northgate (FinBERT sentiment, max-Sharpe portfolio).</w:t>
       </w:r>
     </w:p>
     <w:p>
@@ -326,7 +342,7 @@
           <w:sz w:val="21"/>
           <w:u w:val="none"/>
         </w:rPr>
-        <w:t>Worked directly with business stakeholders to translate requirements into deployed systems — lead-capture automation (Make), company website (30+ client conversions), and 20+ live technical presentations simplifying investment/insurance products for 300+ seminar attendees.</w:t>
+        <w:t>Translated business requirements into deployed systems: lead-capture automation (Make), company website (30+ client conversions), and 20+ presentations for 300+ seminar attendees.</w:t>
       </w:r>
     </w:p>
     <w:p>

--- a/public/resume/ats/Naman_Manocha_Agentic_AI_FDE_Resume_ats_classic.docx
+++ b/public/resume/ats/Naman_Manocha_Agentic_AI_FDE_Resume_ats_classic.docx
@@ -153,7 +153,7 @@
           <w:sz w:val="21"/>
           <w:u w:val="none"/>
         </w:rPr>
-        <w:t>Python, FastAPI, REST APIs, PostgreSQL, Supabase, Docker, Kubernetes, AWS EC2, GitHub Actions, Google Cloud Run</w:t>
+        <w:t>Python, FastAPI, PostgreSQL, Supabase, Docker, Kubernetes, AWS EC2, GitHub Actions, Google Cloud Run</w:t>
       </w:r>
     </w:p>
     <w:p>
